--- a/QED Course/Lesson 08 Electromagnetic Potentials and Gauge Freedom.docx
+++ b/QED Course/Lesson 08 Electromagnetic Potentials and Gauge Freedom.docx
@@ -66,7 +66,7 @@
     </w:p>
     <w:p>
       <w:r>
-        <w:t>Lesson 7 wrote the Maxwell equations directly in terms of E and B. This lesson rewrites them in terms of potentials φ and A, from which E and B are derived rather than fundamental: the rewrite Prologue 5 promised, and the objects the Interlude after Lesson 40 will read as Mead's claim that A is primitive. The rewriting looks like a technical convenience, and at the level of classical mechanics it is one. It stops being a convenience and becomes essential the moment quantum mechanics enters, because the Schrodinger and Dirac equations are written for a charged particle in terms of the potentials, not the fields, through the minimal coupling rule of Lesson 6. The freedom to change the potentials without changing the physics, gauge freedom, is therefore not a footnote; it is the freedom that QED elevates into its defining symmetry in Lesson 38.</w:t>
+        <w:t>Lesson 7 wrote the Maxwell equations directly in terms of E and B. This lesson rewrites them in terms of potentials φ and A, from which E and B are derived rather than fundamental: the rewrite Prologue 5 promised, and the objects the Interlude after Lesson 40 will read as Mead's claim that A is primitive. The rewriting looks like a technical convenience, and at the level of classical mechanics it is one. It stops being a convenience and becomes essential the moment quantum mechanics enters, because the Schrödinger and Dirac equations are written for a charged particle in terms of the potentials, not the fields, through the minimal coupling rule of Lesson 6. The freedom to change the potentials without changing the physics, gauge freedom, is therefore not a footnote; it is the freedom that QED elevates into its defining symmetry in Lesson 38.</w:t>
       </w:r>
     </w:p>
     <w:p>
@@ -392,7 +392,7 @@
           </w:tcPr>
           <w:p>
             <w:r>
-              <w:t>∇·A + ∂φ/∂t = 0 (Heaviside Lorentz units, c = 1)</w:t>
+              <w:t>∇·A + ∂φ/∂t = 0 (Heaviside–Lorentz units, c = 1)</w:t>
             </w:r>
           </w:p>
         </w:tc>
@@ -1180,7 +1180,7 @@
             <m:t xml:space="preserve">Heaviside</m:t>
           </m:r>
           <m:r>
-            <m:t xml:space="preserve"> </m:t>
+            <m:t xml:space="preserve">–</m:t>
           </m:r>
           <m:r>
             <m:t xml:space="preserve">Lorentz</m:t>
@@ -1479,7 +1479,7 @@
     </w:p>
     <w:p>
       <w:r>
-        <w:t>In Heaviside Lorentz units, using □ = ∂_t² − ∇² from Lesson 4,</w:t>
+        <w:t>In Heaviside–Lorentz units, using □ = ∂_t² − ∇² from Lesson 4,</w:t>
       </w:r>
     </w:p>
     <w:p>
@@ -1527,7 +1527,7 @@
     </w:p>
     <w:p>
       <w:r>
-        <w:t>Each potential now obeys its own sourced wave equation, of exactly the Klein Gordon form with m = 0. This is the cleanest statement of classical electromagnetism as a field theory, and it is the form generalized directly into the covariant equation □A^μ = j^μ (with an additional gauge-fixing subtlety) in Lesson 42.</w:t>
+        <w:t>Each potential now obeys its own sourced wave equation, of exactly the Klein–Gordon form with m = 0. This is the cleanest statement of classical electromagnetism as a field theory, and it is the form generalized directly into the covariant equation □A^μ = j^μ (with an additional gauge-fixing subtlety) in Lesson 42.</w:t>
       </w:r>
     </w:p>
     <w:p>
@@ -1575,7 +1575,7 @@
     </w:p>
     <w:p>
       <w:r>
-        <w:t>The equation □φ = ρ (Heaviside Lorentz units) is linear, so its solution can be built from the response to a point source. The Green's function satisfying □G = δ³(x − x′)δ(t − t′), with the physical requirement that effects follow causes, is</w:t>
+        <w:t>The equation □φ = ρ (Heaviside–Lorentz units) is linear, so its solution can be built from the response to a point source. The Green's function satisfying □G = δ³(x − x′)δ(t − t′), with the physical requirement that effects follow causes, is</w:t>
       </w:r>
     </w:p>
     <w:p>
@@ -1637,9 +1637,36 @@
                   <m:r>
                     <m:t xml:space="preserve">−</m:t>
                   </m:r>
-                  <m:r>
-                    <m:t xml:space="preserve">|</m:t>
-                  </m:r>
+                  <m:d>
+                    <m:dPr>
+                      <m:begChr m:val="|"/>
+                      <m:endChr m:val="|"/>
+                    </m:dPr>
+                    <m:e>
+                      <m:r>
+                        <m:t xml:space="preserve">x</m:t>
+                      </m:r>
+                      <m:r>
+                        <m:t xml:space="preserve">−</m:t>
+                      </m:r>
+                      <m:r>
+                        <m:t xml:space="preserve">x′</m:t>
+                      </m:r>
+                    </m:e>
+                  </m:d>
+                </m:e>
+              </m:d>
+            </m:num>
+            <m:den>
+              <m:r>
+                <m:t xml:space="preserve">4π</m:t>
+              </m:r>
+              <m:d>
+                <m:dPr>
+                  <m:begChr m:val="|"/>
+                  <m:endChr m:val="|"/>
+                </m:dPr>
+                <m:e>
                   <m:r>
                     <m:t xml:space="preserve">x</m:t>
                   </m:r>
@@ -1649,31 +1676,8 @@
                   <m:r>
                     <m:t xml:space="preserve">x′</m:t>
                   </m:r>
-                  <m:r>
-                    <m:t xml:space="preserve">|</m:t>
-                  </m:r>
                 </m:e>
               </m:d>
-            </m:num>
-            <m:den>
-              <m:r>
-                <m:t xml:space="preserve">4π</m:t>
-              </m:r>
-              <m:r>
-                <m:t xml:space="preserve">|</m:t>
-              </m:r>
-              <m:r>
-                <m:t xml:space="preserve">x</m:t>
-              </m:r>
-              <m:r>
-                <m:t xml:space="preserve">−</m:t>
-              </m:r>
-              <m:r>
-                <m:t xml:space="preserve">x′</m:t>
-              </m:r>
-              <m:r>
-                <m:t xml:space="preserve">|</m:t>
-              </m:r>
             </m:den>
           </m:f>
         </m:oMath>
@@ -1781,21 +1785,23 @@
               <m:r>
                 <m:t xml:space="preserve">4π</m:t>
               </m:r>
-              <m:r>
-                <m:t xml:space="preserve">|</m:t>
-              </m:r>
-              <m:r>
-                <m:t xml:space="preserve">x</m:t>
-              </m:r>
-              <m:r>
-                <m:t xml:space="preserve">−</m:t>
-              </m:r>
-              <m:r>
-                <m:t xml:space="preserve">x′</m:t>
-              </m:r>
-              <m:r>
-                <m:t xml:space="preserve">|</m:t>
-              </m:r>
+              <m:d>
+                <m:dPr>
+                  <m:begChr m:val="|"/>
+                  <m:endChr m:val="|"/>
+                </m:dPr>
+                <m:e>
+                  <m:r>
+                    <m:t xml:space="preserve">x</m:t>
+                  </m:r>
+                  <m:r>
+                    <m:t xml:space="preserve">−</m:t>
+                  </m:r>
+                  <m:r>
+                    <m:t xml:space="preserve">x′</m:t>
+                  </m:r>
+                </m:e>
+              </m:d>
             </m:den>
           </m:f>
           <m:r>
@@ -1878,21 +1884,23 @@
               <m:r>
                 <m:t xml:space="preserve">4π</m:t>
               </m:r>
-              <m:r>
-                <m:t xml:space="preserve">|</m:t>
-              </m:r>
-              <m:r>
-                <m:t xml:space="preserve">x</m:t>
-              </m:r>
-              <m:r>
-                <m:t xml:space="preserve">−</m:t>
-              </m:r>
-              <m:r>
-                <m:t xml:space="preserve">x′</m:t>
-              </m:r>
-              <m:r>
-                <m:t xml:space="preserve">|</m:t>
-              </m:r>
+              <m:d>
+                <m:dPr>
+                  <m:begChr m:val="|"/>
+                  <m:endChr m:val="|"/>
+                </m:dPr>
+                <m:e>
+                  <m:r>
+                    <m:t xml:space="preserve">x</m:t>
+                  </m:r>
+                  <m:r>
+                    <m:t xml:space="preserve">−</m:t>
+                  </m:r>
+                  <m:r>
+                    <m:t xml:space="preserve">x′</m:t>
+                  </m:r>
+                </m:e>
+              </m:d>
             </m:den>
           </m:f>
           <m:r>
@@ -1919,21 +1927,23 @@
           <m:r>
             <m:t xml:space="preserve">−</m:t>
           </m:r>
-          <m:r>
-            <m:t xml:space="preserve">|</m:t>
-          </m:r>
-          <m:r>
-            <m:t xml:space="preserve">x</m:t>
-          </m:r>
-          <m:r>
-            <m:t xml:space="preserve">−</m:t>
-          </m:r>
-          <m:r>
-            <m:t xml:space="preserve">x′</m:t>
-          </m:r>
-          <m:r>
-            <m:t xml:space="preserve">|</m:t>
-          </m:r>
+          <m:d>
+            <m:dPr>
+              <m:begChr m:val="|"/>
+              <m:endChr m:val="|"/>
+            </m:dPr>
+            <m:e>
+              <m:r>
+                <m:t xml:space="preserve">x</m:t>
+              </m:r>
+              <m:r>
+                <m:t xml:space="preserve">−</m:t>
+              </m:r>
+              <m:r>
+                <m:t xml:space="preserve">x′</m:t>
+              </m:r>
+            </m:e>
+          </m:d>
         </m:oMath>
       </m:oMathPara>
     </w:p>
@@ -3323,15 +3333,13 @@
         <w:tblLook w:firstColumn="1" w:firstRow="1" w:lastColumn="0" w:lastRow="0" w:noHBand="0" w:noVBand="1" w:val="04A0"/>
       </w:tblPr>
       <w:tblGrid>
-        <w:gridCol w:w="2448"/>
-        <w:gridCol w:w="2448"/>
-        <w:gridCol w:w="2448"/>
-        <w:gridCol w:w="2448"/>
+        <w:gridCol w:w="720"/>
+        <w:gridCol w:w="9072"/>
       </w:tblGrid>
       <w:tr>
         <w:tc>
           <w:tcPr>
-            <w:tcW w:type="dxa" w:w="2448"/>
+            <w:tcW w:type="dxa" w:w="720"/>
             <w:shd w:fill="1F4E78"/>
             <w:vAlign w:val="center"/>
             <w:tcMar>
@@ -3353,7 +3361,7 @@
         </w:tc>
         <w:tc>
           <w:tcPr>
-            <w:tcW w:type="dxa" w:w="2448"/>
+            <w:tcW w:type="dxa" w:w="9072"/>
             <w:shd w:fill="1F4E78"/>
             <w:vAlign w:val="center"/>
             <w:tcMar>
@@ -3373,53 +3381,11 @@
             </w:r>
           </w:p>
         </w:tc>
-        <w:tc>
-          <w:tcPr>
-            <w:tcW w:type="dxa" w:w="2448"/>
-            <w:shd w:fill="1F4E78"/>
-            <w:vAlign w:val="center"/>
-            <w:tcMar>
-              <w:top w:w="100" w:type="dxa"/>
-              <w:start w:w="100" w:type="dxa"/>
-              <w:bottom w:w="100" w:type="dxa"/>
-              <w:end w:w="100" w:type="dxa"/>
-            </w:tcMar>
-          </w:tcPr>
-          <w:p>
-            <w:r>
-              <w:rPr>
-                <w:b/>
-                <w:color w:val="FFFFFF"/>
-              </w:rPr>
-            </w:r>
-          </w:p>
-        </w:tc>
-        <w:tc>
-          <w:tcPr>
-            <w:tcW w:type="dxa" w:w="2448"/>
-            <w:shd w:fill="1F4E78"/>
-            <w:vAlign w:val="center"/>
-            <w:tcMar>
-              <w:top w:w="100" w:type="dxa"/>
-              <w:start w:w="100" w:type="dxa"/>
-              <w:bottom w:w="100" w:type="dxa"/>
-              <w:end w:w="100" w:type="dxa"/>
-            </w:tcMar>
-          </w:tcPr>
-          <w:p>
-            <w:r>
-              <w:rPr>
-                <w:b/>
-                <w:color w:val="FFFFFF"/>
-              </w:rPr>
-            </w:r>
-          </w:p>
-        </w:tc>
       </w:tr>
       <w:tr>
         <w:tc>
           <w:tcPr>
-            <w:tcW w:type="dxa" w:w="2448"/>
+            <w:tcW w:type="dxa" w:w="720"/>
             <w:vAlign w:val="center"/>
             <w:tcMar>
               <w:top w:w="100" w:type="dxa"/>
@@ -3436,7 +3402,7 @@
         </w:tc>
         <w:tc>
           <w:tcPr>
-            <w:tcW w:type="dxa" w:w="2448"/>
+            <w:tcW w:type="dxa" w:w="9072"/>
             <w:vAlign w:val="center"/>
             <w:tcMar>
               <w:top w:w="100" w:type="dxa"/>
@@ -3451,37 +3417,11 @@
             </w:r>
           </w:p>
         </w:tc>
-        <w:tc>
-          <w:tcPr>
-            <w:tcW w:type="dxa" w:w="2448"/>
-            <w:vAlign w:val="center"/>
-            <w:tcMar>
-              <w:top w:w="100" w:type="dxa"/>
-              <w:start w:w="100" w:type="dxa"/>
-              <w:bottom w:w="100" w:type="dxa"/>
-              <w:end w:w="100" w:type="dxa"/>
-            </w:tcMar>
-          </w:tcPr>
-          <w:p/>
-        </w:tc>
-        <w:tc>
-          <w:tcPr>
-            <w:tcW w:type="dxa" w:w="2448"/>
-            <w:vAlign w:val="center"/>
-            <w:tcMar>
-              <w:top w:w="100" w:type="dxa"/>
-              <w:start w:w="100" w:type="dxa"/>
-              <w:bottom w:w="100" w:type="dxa"/>
-              <w:end w:w="100" w:type="dxa"/>
-            </w:tcMar>
-          </w:tcPr>
-          <w:p/>
-        </w:tc>
       </w:tr>
       <w:tr>
         <w:tc>
           <w:tcPr>
-            <w:tcW w:type="dxa" w:w="2448"/>
+            <w:tcW w:type="dxa" w:w="720"/>
             <w:vAlign w:val="center"/>
             <w:shd w:fill="EAF2F8"/>
             <w:tcMar>
@@ -3499,7 +3439,7 @@
         </w:tc>
         <w:tc>
           <w:tcPr>
-            <w:tcW w:type="dxa" w:w="2448"/>
+            <w:tcW w:type="dxa" w:w="9072"/>
             <w:vAlign w:val="center"/>
             <w:shd w:fill="EAF2F8"/>
             <w:tcMar>
@@ -3515,39 +3455,11 @@
             </w:r>
           </w:p>
         </w:tc>
-        <w:tc>
-          <w:tcPr>
-            <w:tcW w:type="dxa" w:w="2448"/>
-            <w:vAlign w:val="center"/>
-            <w:shd w:fill="EAF2F8"/>
-            <w:tcMar>
-              <w:top w:w="100" w:type="dxa"/>
-              <w:start w:w="100" w:type="dxa"/>
-              <w:bottom w:w="100" w:type="dxa"/>
-              <w:end w:w="100" w:type="dxa"/>
-            </w:tcMar>
-          </w:tcPr>
-          <w:p/>
-        </w:tc>
-        <w:tc>
-          <w:tcPr>
-            <w:tcW w:type="dxa" w:w="2448"/>
-            <w:vAlign w:val="center"/>
-            <w:shd w:fill="EAF2F8"/>
-            <w:tcMar>
-              <w:top w:w="100" w:type="dxa"/>
-              <w:start w:w="100" w:type="dxa"/>
-              <w:bottom w:w="100" w:type="dxa"/>
-              <w:end w:w="100" w:type="dxa"/>
-            </w:tcMar>
-          </w:tcPr>
-          <w:p/>
-        </w:tc>
       </w:tr>
       <w:tr>
         <w:tc>
           <w:tcPr>
-            <w:tcW w:type="dxa" w:w="2448"/>
+            <w:tcW w:type="dxa" w:w="720"/>
             <w:vAlign w:val="center"/>
             <w:tcMar>
               <w:top w:w="100" w:type="dxa"/>
@@ -3564,7 +3476,7 @@
         </w:tc>
         <w:tc>
           <w:tcPr>
-            <w:tcW w:type="dxa" w:w="2448"/>
+            <w:tcW w:type="dxa" w:w="9072"/>
             <w:vAlign w:val="center"/>
             <w:tcMar>
               <w:top w:w="100" w:type="dxa"/>
@@ -3579,37 +3491,11 @@
             </w:r>
           </w:p>
         </w:tc>
-        <w:tc>
-          <w:tcPr>
-            <w:tcW w:type="dxa" w:w="2448"/>
-            <w:vAlign w:val="center"/>
-            <w:tcMar>
-              <w:top w:w="100" w:type="dxa"/>
-              <w:start w:w="100" w:type="dxa"/>
-              <w:bottom w:w="100" w:type="dxa"/>
-              <w:end w:w="100" w:type="dxa"/>
-            </w:tcMar>
-          </w:tcPr>
-          <w:p/>
-        </w:tc>
-        <w:tc>
-          <w:tcPr>
-            <w:tcW w:type="dxa" w:w="2448"/>
-            <w:vAlign w:val="center"/>
-            <w:tcMar>
-              <w:top w:w="100" w:type="dxa"/>
-              <w:start w:w="100" w:type="dxa"/>
-              <w:bottom w:w="100" w:type="dxa"/>
-              <w:end w:w="100" w:type="dxa"/>
-            </w:tcMar>
-          </w:tcPr>
-          <w:p/>
-        </w:tc>
       </w:tr>
       <w:tr>
         <w:tc>
           <w:tcPr>
-            <w:tcW w:type="dxa" w:w="2448"/>
+            <w:tcW w:type="dxa" w:w="720"/>
             <w:vAlign w:val="center"/>
             <w:shd w:fill="EAF2F8"/>
             <w:tcMar>
@@ -3627,7 +3513,7 @@
         </w:tc>
         <w:tc>
           <w:tcPr>
-            <w:tcW w:type="dxa" w:w="2448"/>
+            <w:tcW w:type="dxa" w:w="9072"/>
             <w:vAlign w:val="center"/>
             <w:shd w:fill="EAF2F8"/>
             <w:tcMar>
@@ -3643,39 +3529,11 @@
             </w:r>
           </w:p>
         </w:tc>
-        <w:tc>
-          <w:tcPr>
-            <w:tcW w:type="dxa" w:w="2448"/>
-            <w:vAlign w:val="center"/>
-            <w:shd w:fill="EAF2F8"/>
-            <w:tcMar>
-              <w:top w:w="100" w:type="dxa"/>
-              <w:start w:w="100" w:type="dxa"/>
-              <w:bottom w:w="100" w:type="dxa"/>
-              <w:end w:w="100" w:type="dxa"/>
-            </w:tcMar>
-          </w:tcPr>
-          <w:p/>
-        </w:tc>
-        <w:tc>
-          <w:tcPr>
-            <w:tcW w:type="dxa" w:w="2448"/>
-            <w:vAlign w:val="center"/>
-            <w:shd w:fill="EAF2F8"/>
-            <w:tcMar>
-              <w:top w:w="100" w:type="dxa"/>
-              <w:start w:w="100" w:type="dxa"/>
-              <w:bottom w:w="100" w:type="dxa"/>
-              <w:end w:w="100" w:type="dxa"/>
-            </w:tcMar>
-          </w:tcPr>
-          <w:p/>
-        </w:tc>
       </w:tr>
       <w:tr>
         <w:tc>
           <w:tcPr>
-            <w:tcW w:type="dxa" w:w="2448"/>
+            <w:tcW w:type="dxa" w:w="720"/>
             <w:vAlign w:val="center"/>
             <w:tcMar>
               <w:top w:w="100" w:type="dxa"/>
@@ -3692,7 +3550,7 @@
         </w:tc>
         <w:tc>
           <w:tcPr>
-            <w:tcW w:type="dxa" w:w="2448"/>
+            <w:tcW w:type="dxa" w:w="9072"/>
             <w:vAlign w:val="center"/>
             <w:tcMar>
               <w:top w:w="100" w:type="dxa"/>
@@ -3707,37 +3565,11 @@
             </w:r>
           </w:p>
         </w:tc>
-        <w:tc>
-          <w:tcPr>
-            <w:tcW w:type="dxa" w:w="2448"/>
-            <w:vAlign w:val="center"/>
-            <w:tcMar>
-              <w:top w:w="100" w:type="dxa"/>
-              <w:start w:w="100" w:type="dxa"/>
-              <w:bottom w:w="100" w:type="dxa"/>
-              <w:end w:w="100" w:type="dxa"/>
-            </w:tcMar>
-          </w:tcPr>
-          <w:p/>
-        </w:tc>
-        <w:tc>
-          <w:tcPr>
-            <w:tcW w:type="dxa" w:w="2448"/>
-            <w:vAlign w:val="center"/>
-            <w:tcMar>
-              <w:top w:w="100" w:type="dxa"/>
-              <w:start w:w="100" w:type="dxa"/>
-              <w:bottom w:w="100" w:type="dxa"/>
-              <w:end w:w="100" w:type="dxa"/>
-            </w:tcMar>
-          </w:tcPr>
-          <w:p/>
-        </w:tc>
       </w:tr>
       <w:tr>
         <w:tc>
           <w:tcPr>
-            <w:tcW w:type="dxa" w:w="2448"/>
+            <w:tcW w:type="dxa" w:w="720"/>
             <w:vAlign w:val="center"/>
             <w:shd w:fill="EAF2F8"/>
             <w:tcMar>
@@ -3755,7 +3587,7 @@
         </w:tc>
         <w:tc>
           <w:tcPr>
-            <w:tcW w:type="dxa" w:w="2448"/>
+            <w:tcW w:type="dxa" w:w="9072"/>
             <w:vAlign w:val="center"/>
             <w:shd w:fill="EAF2F8"/>
             <w:tcMar>
@@ -3771,39 +3603,11 @@
             </w:r>
           </w:p>
         </w:tc>
-        <w:tc>
-          <w:tcPr>
-            <w:tcW w:type="dxa" w:w="2448"/>
-            <w:vAlign w:val="center"/>
-            <w:shd w:fill="EAF2F8"/>
-            <w:tcMar>
-              <w:top w:w="100" w:type="dxa"/>
-              <w:start w:w="100" w:type="dxa"/>
-              <w:bottom w:w="100" w:type="dxa"/>
-              <w:end w:w="100" w:type="dxa"/>
-            </w:tcMar>
-          </w:tcPr>
-          <w:p/>
-        </w:tc>
-        <w:tc>
-          <w:tcPr>
-            <w:tcW w:type="dxa" w:w="2448"/>
-            <w:vAlign w:val="center"/>
-            <w:shd w:fill="EAF2F8"/>
-            <w:tcMar>
-              <w:top w:w="100" w:type="dxa"/>
-              <w:start w:w="100" w:type="dxa"/>
-              <w:bottom w:w="100" w:type="dxa"/>
-              <w:end w:w="100" w:type="dxa"/>
-            </w:tcMar>
-          </w:tcPr>
-          <w:p/>
-        </w:tc>
       </w:tr>
       <w:tr>
         <w:tc>
           <w:tcPr>
-            <w:tcW w:type="dxa" w:w="2448"/>
+            <w:tcW w:type="dxa" w:w="720"/>
             <w:vAlign w:val="center"/>
             <w:tcMar>
               <w:top w:w="100" w:type="dxa"/>
@@ -3820,7 +3624,7 @@
         </w:tc>
         <w:tc>
           <w:tcPr>
-            <w:tcW w:type="dxa" w:w="2448"/>
+            <w:tcW w:type="dxa" w:w="9072"/>
             <w:vAlign w:val="center"/>
             <w:tcMar>
               <w:top w:w="100" w:type="dxa"/>
@@ -3835,37 +3639,11 @@
             </w:r>
           </w:p>
         </w:tc>
-        <w:tc>
-          <w:tcPr>
-            <w:tcW w:type="dxa" w:w="2448"/>
-            <w:vAlign w:val="center"/>
-            <w:tcMar>
-              <w:top w:w="100" w:type="dxa"/>
-              <w:start w:w="100" w:type="dxa"/>
-              <w:bottom w:w="100" w:type="dxa"/>
-              <w:end w:w="100" w:type="dxa"/>
-            </w:tcMar>
-          </w:tcPr>
-          <w:p/>
-        </w:tc>
-        <w:tc>
-          <w:tcPr>
-            <w:tcW w:type="dxa" w:w="2448"/>
-            <w:vAlign w:val="center"/>
-            <w:tcMar>
-              <w:top w:w="100" w:type="dxa"/>
-              <w:start w:w="100" w:type="dxa"/>
-              <w:bottom w:w="100" w:type="dxa"/>
-              <w:end w:w="100" w:type="dxa"/>
-            </w:tcMar>
-          </w:tcPr>
-          <w:p/>
-        </w:tc>
       </w:tr>
       <w:tr>
         <w:tc>
           <w:tcPr>
-            <w:tcW w:type="dxa" w:w="2448"/>
+            <w:tcW w:type="dxa" w:w="720"/>
             <w:vAlign w:val="center"/>
             <w:shd w:fill="EAF2F8"/>
             <w:tcMar>
@@ -3883,7 +3661,7 @@
         </w:tc>
         <w:tc>
           <w:tcPr>
-            <w:tcW w:type="dxa" w:w="2448"/>
+            <w:tcW w:type="dxa" w:w="9072"/>
             <w:vAlign w:val="center"/>
             <w:shd w:fill="EAF2F8"/>
             <w:tcMar>
@@ -3899,39 +3677,11 @@
             </w:r>
           </w:p>
         </w:tc>
-        <w:tc>
-          <w:tcPr>
-            <w:tcW w:type="dxa" w:w="2448"/>
-            <w:vAlign w:val="center"/>
-            <w:shd w:fill="EAF2F8"/>
-            <w:tcMar>
-              <w:top w:w="100" w:type="dxa"/>
-              <w:start w:w="100" w:type="dxa"/>
-              <w:bottom w:w="100" w:type="dxa"/>
-              <w:end w:w="100" w:type="dxa"/>
-            </w:tcMar>
-          </w:tcPr>
-          <w:p/>
-        </w:tc>
-        <w:tc>
-          <w:tcPr>
-            <w:tcW w:type="dxa" w:w="2448"/>
-            <w:vAlign w:val="center"/>
-            <w:shd w:fill="EAF2F8"/>
-            <w:tcMar>
-              <w:top w:w="100" w:type="dxa"/>
-              <w:start w:w="100" w:type="dxa"/>
-              <w:bottom w:w="100" w:type="dxa"/>
-              <w:end w:w="100" w:type="dxa"/>
-            </w:tcMar>
-          </w:tcPr>
-          <w:p/>
-        </w:tc>
       </w:tr>
       <w:tr>
         <w:tc>
           <w:tcPr>
-            <w:tcW w:type="dxa" w:w="2448"/>
+            <w:tcW w:type="dxa" w:w="720"/>
             <w:vAlign w:val="center"/>
             <w:tcMar>
               <w:top w:w="100" w:type="dxa"/>
@@ -3948,7 +3698,7 @@
         </w:tc>
         <w:tc>
           <w:tcPr>
-            <w:tcW w:type="dxa" w:w="2448"/>
+            <w:tcW w:type="dxa" w:w="9072"/>
             <w:vAlign w:val="center"/>
             <w:tcMar>
               <w:top w:w="100" w:type="dxa"/>
@@ -3963,37 +3713,11 @@
             </w:r>
           </w:p>
         </w:tc>
-        <w:tc>
-          <w:tcPr>
-            <w:tcW w:type="dxa" w:w="2448"/>
-            <w:vAlign w:val="center"/>
-            <w:tcMar>
-              <w:top w:w="100" w:type="dxa"/>
-              <w:start w:w="100" w:type="dxa"/>
-              <w:bottom w:w="100" w:type="dxa"/>
-              <w:end w:w="100" w:type="dxa"/>
-            </w:tcMar>
-          </w:tcPr>
-          <w:p/>
-        </w:tc>
-        <w:tc>
-          <w:tcPr>
-            <w:tcW w:type="dxa" w:w="2448"/>
-            <w:vAlign w:val="center"/>
-            <w:tcMar>
-              <w:top w:w="100" w:type="dxa"/>
-              <w:start w:w="100" w:type="dxa"/>
-              <w:bottom w:w="100" w:type="dxa"/>
-              <w:end w:w="100" w:type="dxa"/>
-            </w:tcMar>
-          </w:tcPr>
-          <w:p/>
-        </w:tc>
       </w:tr>
       <w:tr>
         <w:tc>
           <w:tcPr>
-            <w:tcW w:type="dxa" w:w="2448"/>
+            <w:tcW w:type="dxa" w:w="720"/>
             <w:vAlign w:val="center"/>
             <w:shd w:fill="EAF2F8"/>
             <w:tcMar>
@@ -4011,7 +3735,7 @@
         </w:tc>
         <w:tc>
           <w:tcPr>
-            <w:tcW w:type="dxa" w:w="2448"/>
+            <w:tcW w:type="dxa" w:w="9072"/>
             <w:vAlign w:val="center"/>
             <w:shd w:fill="EAF2F8"/>
             <w:tcMar>
@@ -4027,39 +3751,11 @@
             </w:r>
           </w:p>
         </w:tc>
-        <w:tc>
-          <w:tcPr>
-            <w:tcW w:type="dxa" w:w="2448"/>
-            <w:vAlign w:val="center"/>
-            <w:shd w:fill="EAF2F8"/>
-            <w:tcMar>
-              <w:top w:w="100" w:type="dxa"/>
-              <w:start w:w="100" w:type="dxa"/>
-              <w:bottom w:w="100" w:type="dxa"/>
-              <w:end w:w="100" w:type="dxa"/>
-            </w:tcMar>
-          </w:tcPr>
-          <w:p/>
-        </w:tc>
-        <w:tc>
-          <w:tcPr>
-            <w:tcW w:type="dxa" w:w="2448"/>
-            <w:vAlign w:val="center"/>
-            <w:shd w:fill="EAF2F8"/>
-            <w:tcMar>
-              <w:top w:w="100" w:type="dxa"/>
-              <w:start w:w="100" w:type="dxa"/>
-              <w:bottom w:w="100" w:type="dxa"/>
-              <w:end w:w="100" w:type="dxa"/>
-            </w:tcMar>
-          </w:tcPr>
-          <w:p/>
-        </w:tc>
       </w:tr>
       <w:tr>
         <w:tc>
           <w:tcPr>
-            <w:tcW w:type="dxa" w:w="2448"/>
+            <w:tcW w:type="dxa" w:w="720"/>
             <w:vAlign w:val="center"/>
             <w:tcMar>
               <w:top w:w="100" w:type="dxa"/>
@@ -4076,7 +3772,7 @@
         </w:tc>
         <w:tc>
           <w:tcPr>
-            <w:tcW w:type="dxa" w:w="2448"/>
+            <w:tcW w:type="dxa" w:w="9072"/>
             <w:vAlign w:val="center"/>
             <w:tcMar>
               <w:top w:w="100" w:type="dxa"/>
@@ -4087,41 +3783,7 @@
           </w:tcPr>
           <w:p>
             <w:r>
-              <w:t>For the residual gauge freedom of Section 4.2, show that χ = χ₀cos(k·x − ωt) with ω =</w:t>
-            </w:r>
-          </w:p>
-        </w:tc>
-        <w:tc>
-          <w:tcPr>
-            <w:tcW w:type="dxa" w:w="2448"/>
-            <w:vAlign w:val="center"/>
-            <w:tcMar>
-              <w:top w:w="100" w:type="dxa"/>
-              <w:start w:w="100" w:type="dxa"/>
-              <w:bottom w:w="100" w:type="dxa"/>
-              <w:end w:w="100" w:type="dxa"/>
-            </w:tcMar>
-          </w:tcPr>
-          <w:p>
-            <w:r>
-              <w:t>k</w:t>
-            </w:r>
-          </w:p>
-        </w:tc>
-        <w:tc>
-          <w:tcPr>
-            <w:tcW w:type="dxa" w:w="2448"/>
-            <w:vAlign w:val="center"/>
-            <w:tcMar>
-              <w:top w:w="100" w:type="dxa"/>
-              <w:start w:w="100" w:type="dxa"/>
-              <w:bottom w:w="100" w:type="dxa"/>
-              <w:end w:w="100" w:type="dxa"/>
-            </w:tcMar>
-          </w:tcPr>
-          <w:p>
-            <w:r>
-              <w:t>satisfies □χ = 0, and describe the resulting change to A and φ.</w:t>
+              <w:t>For the residual gauge freedom of Section 4.2, show that χ = χ₀cos(k·x − ωt) with ω = |k| satisfies □χ = 0, and describe the resulting change to A and φ.</w:t>
             </w:r>
           </w:p>
         </w:tc>
@@ -4129,7 +3791,7 @@
       <w:tr>
         <w:tc>
           <w:tcPr>
-            <w:tcW w:type="dxa" w:w="2448"/>
+            <w:tcW w:type="dxa" w:w="720"/>
             <w:vAlign w:val="center"/>
             <w:shd w:fill="EAF2F8"/>
             <w:tcMar>
@@ -4147,7 +3809,7 @@
         </w:tc>
         <w:tc>
           <w:tcPr>
-            <w:tcW w:type="dxa" w:w="2448"/>
+            <w:tcW w:type="dxa" w:w="9072"/>
             <w:vAlign w:val="center"/>
             <w:shd w:fill="EAF2F8"/>
             <w:tcMar>
@@ -4163,39 +3825,11 @@
             </w:r>
           </w:p>
         </w:tc>
-        <w:tc>
-          <w:tcPr>
-            <w:tcW w:type="dxa" w:w="2448"/>
-            <w:vAlign w:val="center"/>
-            <w:shd w:fill="EAF2F8"/>
-            <w:tcMar>
-              <w:top w:w="100" w:type="dxa"/>
-              <w:start w:w="100" w:type="dxa"/>
-              <w:bottom w:w="100" w:type="dxa"/>
-              <w:end w:w="100" w:type="dxa"/>
-            </w:tcMar>
-          </w:tcPr>
-          <w:p/>
-        </w:tc>
-        <w:tc>
-          <w:tcPr>
-            <w:tcW w:type="dxa" w:w="2448"/>
-            <w:vAlign w:val="center"/>
-            <w:shd w:fill="EAF2F8"/>
-            <w:tcMar>
-              <w:top w:w="100" w:type="dxa"/>
-              <w:start w:w="100" w:type="dxa"/>
-              <w:bottom w:w="100" w:type="dxa"/>
-              <w:end w:w="100" w:type="dxa"/>
-            </w:tcMar>
-          </w:tcPr>
-          <w:p/>
-        </w:tc>
       </w:tr>
       <w:tr>
         <w:tc>
           <w:tcPr>
-            <w:tcW w:type="dxa" w:w="2448"/>
+            <w:tcW w:type="dxa" w:w="720"/>
             <w:vAlign w:val="center"/>
             <w:tcMar>
               <w:top w:w="100" w:type="dxa"/>
@@ -4212,7 +3846,7 @@
         </w:tc>
         <w:tc>
           <w:tcPr>
-            <w:tcW w:type="dxa" w:w="2448"/>
+            <w:tcW w:type="dxa" w:w="9072"/>
             <w:vAlign w:val="center"/>
             <w:tcMar>
               <w:top w:w="100" w:type="dxa"/>
@@ -4227,37 +3861,11 @@
             </w:r>
           </w:p>
         </w:tc>
-        <w:tc>
-          <w:tcPr>
-            <w:tcW w:type="dxa" w:w="2448"/>
-            <w:vAlign w:val="center"/>
-            <w:tcMar>
-              <w:top w:w="100" w:type="dxa"/>
-              <w:start w:w="100" w:type="dxa"/>
-              <w:bottom w:w="100" w:type="dxa"/>
-              <w:end w:w="100" w:type="dxa"/>
-            </w:tcMar>
-          </w:tcPr>
-          <w:p/>
-        </w:tc>
-        <w:tc>
-          <w:tcPr>
-            <w:tcW w:type="dxa" w:w="2448"/>
-            <w:vAlign w:val="center"/>
-            <w:tcMar>
-              <w:top w:w="100" w:type="dxa"/>
-              <w:start w:w="100" w:type="dxa"/>
-              <w:bottom w:w="100" w:type="dxa"/>
-              <w:end w:w="100" w:type="dxa"/>
-            </w:tcMar>
-          </w:tcPr>
-          <w:p/>
-        </w:tc>
       </w:tr>
       <w:tr>
         <w:tc>
           <w:tcPr>
-            <w:tcW w:type="dxa" w:w="2448"/>
+            <w:tcW w:type="dxa" w:w="720"/>
             <w:vAlign w:val="center"/>
             <w:shd w:fill="EAF2F8"/>
             <w:tcMar>
@@ -4275,7 +3883,7 @@
         </w:tc>
         <w:tc>
           <w:tcPr>
-            <w:tcW w:type="dxa" w:w="2448"/>
+            <w:tcW w:type="dxa" w:w="9072"/>
             <w:vAlign w:val="center"/>
             <w:shd w:fill="EAF2F8"/>
             <w:tcMar>
@@ -4291,39 +3899,11 @@
             </w:r>
           </w:p>
         </w:tc>
-        <w:tc>
-          <w:tcPr>
-            <w:tcW w:type="dxa" w:w="2448"/>
-            <w:vAlign w:val="center"/>
-            <w:shd w:fill="EAF2F8"/>
-            <w:tcMar>
-              <w:top w:w="100" w:type="dxa"/>
-              <w:start w:w="100" w:type="dxa"/>
-              <w:bottom w:w="100" w:type="dxa"/>
-              <w:end w:w="100" w:type="dxa"/>
-            </w:tcMar>
-          </w:tcPr>
-          <w:p/>
-        </w:tc>
-        <w:tc>
-          <w:tcPr>
-            <w:tcW w:type="dxa" w:w="2448"/>
-            <w:vAlign w:val="center"/>
-            <w:shd w:fill="EAF2F8"/>
-            <w:tcMar>
-              <w:top w:w="100" w:type="dxa"/>
-              <w:start w:w="100" w:type="dxa"/>
-              <w:bottom w:w="100" w:type="dxa"/>
-              <w:end w:w="100" w:type="dxa"/>
-            </w:tcMar>
-          </w:tcPr>
-          <w:p/>
-        </w:tc>
       </w:tr>
       <w:tr>
         <w:tc>
           <w:tcPr>
-            <w:tcW w:type="dxa" w:w="2448"/>
+            <w:tcW w:type="dxa" w:w="720"/>
             <w:vAlign w:val="center"/>
             <w:tcMar>
               <w:top w:w="100" w:type="dxa"/>
@@ -4340,7 +3920,7 @@
         </w:tc>
         <w:tc>
           <w:tcPr>
-            <w:tcW w:type="dxa" w:w="2448"/>
+            <w:tcW w:type="dxa" w:w="9072"/>
             <w:vAlign w:val="center"/>
             <w:tcMar>
               <w:top w:w="100" w:type="dxa"/>
@@ -4355,37 +3935,11 @@
             </w:r>
           </w:p>
         </w:tc>
-        <w:tc>
-          <w:tcPr>
-            <w:tcW w:type="dxa" w:w="2448"/>
-            <w:vAlign w:val="center"/>
-            <w:tcMar>
-              <w:top w:w="100" w:type="dxa"/>
-              <w:start w:w="100" w:type="dxa"/>
-              <w:bottom w:w="100" w:type="dxa"/>
-              <w:end w:w="100" w:type="dxa"/>
-            </w:tcMar>
-          </w:tcPr>
-          <w:p/>
-        </w:tc>
-        <w:tc>
-          <w:tcPr>
-            <w:tcW w:type="dxa" w:w="2448"/>
-            <w:vAlign w:val="center"/>
-            <w:tcMar>
-              <w:top w:w="100" w:type="dxa"/>
-              <w:start w:w="100" w:type="dxa"/>
-              <w:bottom w:w="100" w:type="dxa"/>
-              <w:end w:w="100" w:type="dxa"/>
-            </w:tcMar>
-          </w:tcPr>
-          <w:p/>
-        </w:tc>
       </w:tr>
       <w:tr>
         <w:tc>
           <w:tcPr>
-            <w:tcW w:type="dxa" w:w="2448"/>
+            <w:tcW w:type="dxa" w:w="720"/>
             <w:vAlign w:val="center"/>
             <w:shd w:fill="EAF2F8"/>
             <w:tcMar>
@@ -4403,7 +3957,7 @@
         </w:tc>
         <w:tc>
           <w:tcPr>
-            <w:tcW w:type="dxa" w:w="2448"/>
+            <w:tcW w:type="dxa" w:w="9072"/>
             <w:vAlign w:val="center"/>
             <w:shd w:fill="EAF2F8"/>
             <w:tcMar>
@@ -4418,34 +3972,6 @@
               <w:t>Challenge: show that the Lorenz-gauge equation □A^μ = j^μ together with the gauge condition ∂_μA^μ = 0 is consistent with charge conservation, that is, that ∂_μj^μ = 0 is required for a solution to exist, by taking ∂_ν of both sides.</w:t>
             </w:r>
           </w:p>
-        </w:tc>
-        <w:tc>
-          <w:tcPr>
-            <w:tcW w:type="dxa" w:w="2448"/>
-            <w:vAlign w:val="center"/>
-            <w:shd w:fill="EAF2F8"/>
-            <w:tcMar>
-              <w:top w:w="100" w:type="dxa"/>
-              <w:start w:w="100" w:type="dxa"/>
-              <w:bottom w:w="100" w:type="dxa"/>
-              <w:end w:w="100" w:type="dxa"/>
-            </w:tcMar>
-          </w:tcPr>
-          <w:p/>
-        </w:tc>
-        <w:tc>
-          <w:tcPr>
-            <w:tcW w:type="dxa" w:w="2448"/>
-            <w:vAlign w:val="center"/>
-            <w:shd w:fill="EAF2F8"/>
-            <w:tcMar>
-              <w:top w:w="100" w:type="dxa"/>
-              <w:start w:w="100" w:type="dxa"/>
-              <w:bottom w:w="100" w:type="dxa"/>
-              <w:end w:w="100" w:type="dxa"/>
-            </w:tcMar>
-          </w:tcPr>
-          <w:p/>
         </w:tc>
       </w:tr>
     </w:tbl>
@@ -4510,7 +4036,7 @@
         <w:t xml:space="preserve"> </w:t>
       </w:r>
       <w:r>
-        <w:t>χ must satisfy ∇²χ − ε₀μ₀∂²χ/∂t² = −(∇·A + ε₀μ₀∂φ/∂t); this is a sourced wave equation (Klein Gordon type with m = 0), the same type solved for φ and A themselves in Section 5.</w:t>
+        <w:t>χ must satisfy ∇²χ − ε₀μ₀∂²χ/∂t² = −(∇·A + ε₀μ₀∂φ/∂t); this is a sourced wave equation (Klein–Gordon type with m = 0), the same type solved for φ and A themselves in Section 5.</w:t>
       </w:r>
     </w:p>
     <w:p>
@@ -4763,7 +4289,7 @@
     </w:p>
     <w:p>
       <w:r>
-        <w:t>Part II of the course turns from classical field theory to quantum mechanics. Lesson 9 develops wave functions and Hilbert spaces: the probabilistic interpretation, the space of square-integrable functions, and the inner product structure that puts quantum states on the same footing as the abstract vectors of Lesson 1.</w:t>
+        <w:t>Stop for the Interlude on classical optics (Lesson 7's waves in glass and water, and Prologue 2's 0.2 arrow derived from a dielectric). Then Part II of the course turns from classical field theory to quantum mechanics. Lesson 9 develops wave functions and Hilbert spaces: the probabilistic interpretation, the space of square-integrable functions, and the inner product structure that puts quantum states on the same footing as the abstract vectors of Lesson 1.</w:t>
       </w:r>
     </w:p>
     <w:sectPr>
